--- a/landing-page/program-detail/girne-american-university/executive-mba/04-emba-in-health-and-safety-leadership.docx
+++ b/landing-page/program-detail/girne-american-university/executive-mba/04-emba-in-health-and-safety-leadership.docx
@@ -940,7 +940,7 @@
     </w:p>
     <w:p>
       <w:r>
-        <w:t>The UAE healthcare market was valued at USD 3.4 billion in 2025 and is projected to reach USD 6.63 billion by 2032, and every new facility inherits a safety leadership requirement.</w:t>
+        <w:t>The UAE keeps opening and expanding healthcare facilities, and every new one inherits a safety leadership requirement.</w:t>
       </w:r>
     </w:p>
     <w:p>

--- a/landing-page/program-detail/girne-american-university/executive-mba/04-emba-in-health-and-safety-leadership.docx
+++ b/landing-page/program-detail/girne-american-university/executive-mba/04-emba-in-health-and-safety-leadership.docx
@@ -38,7 +38,7 @@
         <w:t xml:space="preserve">Meta Description: </w:t>
       </w:r>
       <w:r>
-        <w:t>12 to 18-month Executive MBA in Health and Safety Leadership from Girne American University. Online senior cohort, AED instalments. Enquire now.</w:t>
+        <w:t>12 to 18-month Executive MBA in Health and Safety Leadership from Girne American University. Online senior cohort, AED installments. Enquire now.</w:t>
       </w:r>
     </w:p>
     <w:p>
@@ -126,7 +126,7 @@
         <w:pStyle w:val="Heading2"/>
       </w:pPr>
       <w:r>
-        <w:t>Programme at a Glance</w:t>
+        <w:t>Program At A Glance</w:t>
       </w:r>
     </w:p>
     <w:tbl>
@@ -331,7 +331,7 @@
         <w:pStyle w:val="Heading2"/>
       </w:pPr>
       <w:r>
-        <w:t>Programme Overview</w:t>
+        <w:t>Program Overview</w:t>
       </w:r>
     </w:p>
     <w:p>
@@ -349,7 +349,7 @@
         <w:pStyle w:val="Heading2"/>
       </w:pPr>
       <w:r>
-        <w:t>Why Choose This Programme</w:t>
+        <w:t>Why Choose This Program</w:t>
       </w:r>
     </w:p>
     <w:p>
@@ -383,12 +383,12 @@
         <w:rPr>
           <w:b/>
         </w:rPr>
-        <w:t>Eighteen months at the outside</w:t>
+        <w:t>18 months at the outside</w:t>
       </w:r>
     </w:p>
     <w:p>
       <w:r>
-        <w:t>Operations do not pause for study. Twelve to eighteen months, executive-scheduled, is the version that survives contact with shift patterns.</w:t>
+        <w:t>Operations do not pause for study. 12 to 18 months, executive-scheduled, is the version that survives contact with shift patterns.</w:t>
       </w:r>
     </w:p>
     <w:p>
@@ -409,12 +409,12 @@
         <w:rPr>
           <w:b/>
         </w:rPr>
-        <w:t>Instalments in dirhams</w:t>
+        <w:t>Installments in dirhams</w:t>
       </w:r>
     </w:p>
     <w:p>
       <w:r>
-        <w:t>Monthly AED payments, interest-free, agreed in writing before the programme starts.</w:t>
+        <w:t>Monthly AED payments, interest-free, agreed in writing before the program starts.</w:t>
       </w:r>
     </w:p>
     <w:p>
@@ -606,7 +606,7 @@
         <w:pStyle w:val="Heading2"/>
       </w:pPr>
       <w:r>
-        <w:t>Programme Structure</w:t>
+        <w:t>Program Structure</w:t>
       </w:r>
     </w:p>
     <w:p>
@@ -745,7 +745,7 @@
               <w:rPr>
                 <w:sz w:val="20"/>
               </w:rPr>
-              <w:t>One success coach from enrolment to graduation</w:t>
+              <w:t>One success coach from enrollment to graduation</w:t>
             </w:r>
           </w:p>
         </w:tc>
@@ -819,7 +819,7 @@
                 <w:b/>
                 <w:sz w:val="20"/>
               </w:rPr>
-              <w:t>Affordable instalments</w:t>
+              <w:t>Affordable installments</w:t>
             </w:r>
           </w:p>
         </w:tc>
@@ -890,7 +890,7 @@
               <w:rPr>
                 <w:sz w:val="20"/>
               </w:rPr>
-              <w:t>Enrolment done with you, one step at a time</w:t>
+              <w:t>Enrollment done with you, one step at a time</w:t>
             </w:r>
           </w:p>
         </w:tc>
@@ -961,7 +961,7 @@
         <w:rPr>
           <w:b/>
         </w:rPr>
-        <w:t>Eighteen months suits operational lives</w:t>
+        <w:t>18 months suits operational lives</w:t>
       </w:r>
     </w:p>
     <w:p>
@@ -1070,7 +1070,7 @@
                 <w:b/>
                 <w:sz w:val="20"/>
               </w:rPr>
-              <w:t>Monthly Instalments</w:t>
+              <w:t>Monthly Installments</w:t>
             </w:r>
           </w:p>
         </w:tc>
@@ -1155,7 +1155,7 @@
         <w:t xml:space="preserve">Request the fee structure: </w:t>
       </w:r>
       <w:r>
-        <w:t>Fees depend on the intake and your admission profile, so no fixed figure sits here. Admissions sends the personal breakdown in writing, free and without obligation. Across our Master's programmes, totals usually land between AED 16,000 and 40,000.</w:t>
+        <w:t>Fees depend on the intake and your admission profile, so no fixed figure sits here. Admissions sends the personal breakdown in writing, free and without obligation. Across our Master's programs, totals usually land between AED 16,000 and 40,000.</w:t>
       </w:r>
     </w:p>
     <w:sectPr>
